--- a/docs/05_テスト計画書.docx
+++ b/docs/05_テスト計画書.docx
@@ -208,7 +208,7 @@
                 <w:b w:val="false"/>
                 <w:bCs w:val="false"/>
               </w:rPr>
-              <w:t xml:space="preserve">1.0</w:t>
+              <w:t xml:space="preserve">1.1</w:t>
             </w:r>
           </w:p>
         </w:tc>
@@ -290,6 +290,60 @@
                 <w:b w:val="false"/>
                 <w:bCs w:val="false"/>
               </w:rPr>
+              <w:t xml:space="preserve">更新日</w:t>
+            </w:r>
+          </w:p>
+        </w:tc>
+        <w:tc>
+          <w:tcPr>
+            <w:tcW w:type="dxa" w:w="7438"/>
+            <w:tcBorders>
+              <w:top w:val="single" w:color="999999" w:sz="4"/>
+              <w:left w:val="single" w:color="999999" w:sz="4"/>
+              <w:bottom w:val="single" w:color="999999" w:sz="4"/>
+              <w:right w:val="single" w:color="999999" w:sz="4"/>
+            </w:tcBorders>
+            <w:tcMar>
+              <w:top w:type="dxa" w:w="80"/>
+              <w:left w:type="dxa" w:w="120"/>
+              <w:bottom w:type="dxa" w:w="80"/>
+              <w:right w:type="dxa" w:w="120"/>
+            </w:tcMar>
+          </w:tcPr>
+          <w:p>
+            <w:r>
+              <w:rPr>
+                <w:b w:val="false"/>
+                <w:bCs w:val="false"/>
+              </w:rPr>
+              <w:t xml:space="preserve">2026-05-14</w:t>
+            </w:r>
+          </w:p>
+        </w:tc>
+      </w:tr>
+      <w:tr>
+        <w:tc>
+          <w:tcPr>
+            <w:tcW w:type="dxa" w:w="2200"/>
+            <w:tcBorders>
+              <w:top w:val="single" w:color="999999" w:sz="4"/>
+              <w:left w:val="single" w:color="999999" w:sz="4"/>
+              <w:bottom w:val="single" w:color="999999" w:sz="4"/>
+              <w:right w:val="single" w:color="999999" w:sz="4"/>
+            </w:tcBorders>
+            <w:tcMar>
+              <w:top w:type="dxa" w:w="80"/>
+              <w:left w:type="dxa" w:w="120"/>
+              <w:bottom w:type="dxa" w:w="80"/>
+              <w:right w:type="dxa" w:w="120"/>
+            </w:tcMar>
+          </w:tcPr>
+          <w:p>
+            <w:r>
+              <w:rPr>
+                <w:b w:val="false"/>
+                <w:bCs w:val="false"/>
+              </w:rPr>
               <w:t xml:space="preserve">関連文書</w:t>
             </w:r>
           </w:p>
@@ -316,7 +370,7 @@
                 <w:b w:val="false"/>
                 <w:bCs w:val="false"/>
               </w:rPr>
-              <w:t xml:space="preserve">基本設計書 / 詳細設計書 / テスト項目書（ZCN-TC-001）</w:t>
+              <w:t xml:space="preserve">基本設計書 / 詳細設計書 / テスト項目書（ZCN-TC-001）/ API一覧（ZCN-API-001）</w:t>
             </w:r>
           </w:p>
         </w:tc>
@@ -3749,6 +3803,246 @@
           </w:p>
         </w:tc>
       </w:tr>
+      <w:tr>
+        <w:tc>
+          <w:tcPr>
+            <w:tcW w:type="dxa" w:w="2000"/>
+            <w:tcBorders>
+              <w:top w:val="single" w:color="999999" w:sz="4"/>
+              <w:left w:val="single" w:color="999999" w:sz="4"/>
+              <w:bottom w:val="single" w:color="999999" w:sz="4"/>
+              <w:right w:val="single" w:color="999999" w:sz="4"/>
+            </w:tcBorders>
+            <w:tcMar>
+              <w:top w:type="dxa" w:w="80"/>
+              <w:left w:type="dxa" w:w="120"/>
+              <w:bottom w:type="dxa" w:w="80"/>
+              <w:right w:type="dxa" w:w="120"/>
+            </w:tcMar>
+          </w:tcPr>
+          <w:p>
+            <w:r>
+              <w:rPr>
+                <w:b w:val="false"/>
+                <w:bCs w:val="false"/>
+              </w:rPr>
+              <w:t xml:space="preserve">外部アクセス</w:t>
+            </w:r>
+          </w:p>
+        </w:tc>
+        <w:tc>
+          <w:tcPr>
+            <w:tcW w:type="dxa" w:w="5000"/>
+            <w:tcBorders>
+              <w:top w:val="single" w:color="999999" w:sz="4"/>
+              <w:left w:val="single" w:color="999999" w:sz="4"/>
+              <w:bottom w:val="single" w:color="999999" w:sz="4"/>
+              <w:right w:val="single" w:color="999999" w:sz="4"/>
+            </w:tcBorders>
+            <w:tcMar>
+              <w:top w:type="dxa" w:w="80"/>
+              <w:left w:type="dxa" w:w="120"/>
+              <w:bottom w:type="dxa" w:w="80"/>
+              <w:right w:type="dxa" w:w="120"/>
+            </w:tcMar>
+          </w:tcPr>
+          <w:p>
+            <w:r>
+              <w:rPr>
+                <w:b w:val="false"/>
+                <w:bCs w:val="false"/>
+              </w:rPr>
+              <w:t xml:space="preserve">dirs.synology.me 経由でログイン〜閲覧</w:t>
+            </w:r>
+          </w:p>
+        </w:tc>
+        <w:tc>
+          <w:tcPr>
+            <w:tcW w:type="dxa" w:w="2638"/>
+            <w:tcBorders>
+              <w:top w:val="single" w:color="999999" w:sz="4"/>
+              <w:left w:val="single" w:color="999999" w:sz="4"/>
+              <w:bottom w:val="single" w:color="999999" w:sz="4"/>
+              <w:right w:val="single" w:color="999999" w:sz="4"/>
+            </w:tcBorders>
+            <w:tcMar>
+              <w:top w:type="dxa" w:w="80"/>
+              <w:left w:type="dxa" w:w="120"/>
+              <w:bottom w:type="dxa" w:w="80"/>
+              <w:right w:type="dxa" w:w="120"/>
+            </w:tcMar>
+          </w:tcPr>
+          <w:p>
+            <w:r>
+              <w:rPr>
+                <w:b w:val="false"/>
+                <w:bCs w:val="false"/>
+              </w:rPr>
+              <w:t xml:space="preserve">社内LAN同等の動作</w:t>
+            </w:r>
+          </w:p>
+        </w:tc>
+      </w:tr>
+      <w:tr>
+        <w:tc>
+          <w:tcPr>
+            <w:tcW w:type="dxa" w:w="2000"/>
+            <w:tcBorders>
+              <w:top w:val="single" w:color="999999" w:sz="4"/>
+              <w:left w:val="single" w:color="999999" w:sz="4"/>
+              <w:bottom w:val="single" w:color="999999" w:sz="4"/>
+              <w:right w:val="single" w:color="999999" w:sz="4"/>
+            </w:tcBorders>
+            <w:tcMar>
+              <w:top w:type="dxa" w:w="80"/>
+              <w:left w:type="dxa" w:w="120"/>
+              <w:bottom w:type="dxa" w:w="80"/>
+              <w:right w:type="dxa" w:w="120"/>
+            </w:tcMar>
+          </w:tcPr>
+          <w:p>
+            <w:r>
+              <w:rPr>
+                <w:b w:val="false"/>
+                <w:bCs w:val="false"/>
+              </w:rPr>
+              <w:t xml:space="preserve">相対URL</w:t>
+            </w:r>
+          </w:p>
+        </w:tc>
+        <w:tc>
+          <w:tcPr>
+            <w:tcW w:type="dxa" w:w="5000"/>
+            <w:tcBorders>
+              <w:top w:val="single" w:color="999999" w:sz="4"/>
+              <w:left w:val="single" w:color="999999" w:sz="4"/>
+              <w:bottom w:val="single" w:color="999999" w:sz="4"/>
+              <w:right w:val="single" w:color="999999" w:sz="4"/>
+            </w:tcBorders>
+            <w:tcMar>
+              <w:top w:type="dxa" w:w="80"/>
+              <w:left w:type="dxa" w:w="120"/>
+              <w:bottom w:type="dxa" w:w="80"/>
+              <w:right w:type="dxa" w:w="120"/>
+            </w:tcMar>
+          </w:tcPr>
+          <w:p>
+            <w:r>
+              <w:rPr>
+                <w:b w:val="false"/>
+                <w:bCs w:val="false"/>
+              </w:rPr>
+              <w:t xml:space="preserve">ブラウザDevToolsで /graphql のリクエスト先確認</w:t>
+            </w:r>
+          </w:p>
+        </w:tc>
+        <w:tc>
+          <w:tcPr>
+            <w:tcW w:type="dxa" w:w="2638"/>
+            <w:tcBorders>
+              <w:top w:val="single" w:color="999999" w:sz="4"/>
+              <w:left w:val="single" w:color="999999" w:sz="4"/>
+              <w:bottom w:val="single" w:color="999999" w:sz="4"/>
+              <w:right w:val="single" w:color="999999" w:sz="4"/>
+            </w:tcBorders>
+            <w:tcMar>
+              <w:top w:type="dxa" w:w="80"/>
+              <w:left w:type="dxa" w:w="120"/>
+              <w:bottom w:type="dxa" w:w="80"/>
+              <w:right w:type="dxa" w:w="120"/>
+            </w:tcMar>
+          </w:tcPr>
+          <w:p>
+            <w:r>
+              <w:rPr>
+                <w:b w:val="false"/>
+                <w:bCs w:val="false"/>
+              </w:rPr>
+              <w:t xml:space="preserve">アドレスバーと同じオリジンに飛ぶ</w:t>
+            </w:r>
+          </w:p>
+        </w:tc>
+      </w:tr>
+      <w:tr>
+        <w:tc>
+          <w:tcPr>
+            <w:tcW w:type="dxa" w:w="2000"/>
+            <w:tcBorders>
+              <w:top w:val="single" w:color="999999" w:sz="4"/>
+              <w:left w:val="single" w:color="999999" w:sz="4"/>
+              <w:bottom w:val="single" w:color="999999" w:sz="4"/>
+              <w:right w:val="single" w:color="999999" w:sz="4"/>
+            </w:tcBorders>
+            <w:tcMar>
+              <w:top w:type="dxa" w:w="80"/>
+              <w:left w:type="dxa" w:w="120"/>
+              <w:bottom w:type="dxa" w:w="80"/>
+              <w:right w:type="dxa" w:w="120"/>
+            </w:tcMar>
+          </w:tcPr>
+          <w:p>
+            <w:r>
+              <w:rPr>
+                <w:b w:val="false"/>
+                <w:bCs w:val="false"/>
+              </w:rPr>
+              <w:t xml:space="preserve">API文書</w:t>
+            </w:r>
+          </w:p>
+        </w:tc>
+        <w:tc>
+          <w:tcPr>
+            <w:tcW w:type="dxa" w:w="5000"/>
+            <w:tcBorders>
+              <w:top w:val="single" w:color="999999" w:sz="4"/>
+              <w:left w:val="single" w:color="999999" w:sz="4"/>
+              <w:bottom w:val="single" w:color="999999" w:sz="4"/>
+              <w:right w:val="single" w:color="999999" w:sz="4"/>
+            </w:tcBorders>
+            <w:tcMar>
+              <w:top w:type="dxa" w:w="80"/>
+              <w:left w:type="dxa" w:w="120"/>
+              <w:bottom w:type="dxa" w:w="80"/>
+              <w:right w:type="dxa" w:w="120"/>
+            </w:tcMar>
+          </w:tcPr>
+          <w:p>
+            <w:r>
+              <w:rPr>
+                <w:b w:val="false"/>
+                <w:bCs w:val="false"/>
+              </w:rPr>
+              <w:t xml:space="preserve">/docs Swagger UIで全API閲覧、Try it out で実行</w:t>
+            </w:r>
+          </w:p>
+        </w:tc>
+        <w:tc>
+          <w:tcPr>
+            <w:tcW w:type="dxa" w:w="2638"/>
+            <w:tcBorders>
+              <w:top w:val="single" w:color="999999" w:sz="4"/>
+              <w:left w:val="single" w:color="999999" w:sz="4"/>
+              <w:bottom w:val="single" w:color="999999" w:sz="4"/>
+              <w:right w:val="single" w:color="999999" w:sz="4"/>
+            </w:tcBorders>
+            <w:tcMar>
+              <w:top w:type="dxa" w:w="80"/>
+              <w:left w:type="dxa" w:w="120"/>
+              <w:bottom w:type="dxa" w:w="80"/>
+              <w:right w:type="dxa" w:w="120"/>
+            </w:tcMar>
+          </w:tcPr>
+          <w:p>
+            <w:r>
+              <w:rPr>
+                <w:b w:val="false"/>
+                <w:bCs w:val="false"/>
+              </w:rPr>
+              <w:t xml:space="preserve">実APIを叩けて正しい応答を返す</w:t>
+            </w:r>
+          </w:p>
+        </w:tc>
+      </w:tr>
     </w:tbl>
     <w:p>
       <w:r>
@@ -7754,10 +8048,10 @@
         </w:tblBorders>
       </w:tblPr>
       <w:tblGrid>
-        <w:gridCol w:w="1200"/>
-        <w:gridCol w:w="2000"/>
-        <w:gridCol w:w="5238"/>
-        <w:gridCol w:w="1200"/>
+        <w:gridCol w:w="1100"/>
+        <w:gridCol w:w="1600"/>
+        <w:gridCol w:w="5638"/>
+        <w:gridCol w:w="1300"/>
       </w:tblGrid>
       <w:tr>
         <w:trPr>
@@ -7765,7 +8059,7 @@
         </w:trPr>
         <w:tc>
           <w:tcPr>
-            <w:tcW w:type="dxa" w:w="1200"/>
+            <w:tcW w:type="dxa" w:w="1100"/>
             <w:tcBorders>
               <w:top w:val="single" w:color="999999" w:sz="4"/>
               <w:left w:val="single" w:color="999999" w:sz="4"/>
@@ -7792,7 +8086,7 @@
         </w:tc>
         <w:tc>
           <w:tcPr>
-            <w:tcW w:type="dxa" w:w="2000"/>
+            <w:tcW w:type="dxa" w:w="1600"/>
             <w:tcBorders>
               <w:top w:val="single" w:color="999999" w:sz="4"/>
               <w:left w:val="single" w:color="999999" w:sz="4"/>
@@ -7819,7 +8113,7 @@
         </w:tc>
         <w:tc>
           <w:tcPr>
-            <w:tcW w:type="dxa" w:w="5238"/>
+            <w:tcW w:type="dxa" w:w="5638"/>
             <w:tcBorders>
               <w:top w:val="single" w:color="999999" w:sz="4"/>
               <w:left w:val="single" w:color="999999" w:sz="4"/>
@@ -7846,7 +8140,7 @@
         </w:tc>
         <w:tc>
           <w:tcPr>
-            <w:tcW w:type="dxa" w:w="1200"/>
+            <w:tcW w:type="dxa" w:w="1300"/>
             <w:tcBorders>
               <w:top w:val="single" w:color="999999" w:sz="4"/>
               <w:left w:val="single" w:color="999999" w:sz="4"/>
@@ -7875,7 +8169,7 @@
       <w:tr>
         <w:tc>
           <w:tcPr>
-            <w:tcW w:type="dxa" w:w="1200"/>
+            <w:tcW w:type="dxa" w:w="1100"/>
             <w:tcBorders>
               <w:top w:val="single" w:color="999999" w:sz="4"/>
               <w:left w:val="single" w:color="999999" w:sz="4"/>
@@ -7901,7 +8195,7 @@
         </w:tc>
         <w:tc>
           <w:tcPr>
-            <w:tcW w:type="dxa" w:w="2000"/>
+            <w:tcW w:type="dxa" w:w="1600"/>
             <w:tcBorders>
               <w:top w:val="single" w:color="999999" w:sz="4"/>
               <w:left w:val="single" w:color="999999" w:sz="4"/>
@@ -7927,7 +8221,7 @@
         </w:tc>
         <w:tc>
           <w:tcPr>
-            <w:tcW w:type="dxa" w:w="5238"/>
+            <w:tcW w:type="dxa" w:w="5638"/>
             <w:tcBorders>
               <w:top w:val="single" w:color="999999" w:sz="4"/>
               <w:left w:val="single" w:color="999999" w:sz="4"/>
@@ -7953,7 +8247,113 @@
         </w:tc>
         <w:tc>
           <w:tcPr>
-            <w:tcW w:type="dxa" w:w="1200"/>
+            <w:tcW w:type="dxa" w:w="1300"/>
+            <w:tcBorders>
+              <w:top w:val="single" w:color="999999" w:sz="4"/>
+              <w:left w:val="single" w:color="999999" w:sz="4"/>
+              <w:bottom w:val="single" w:color="999999" w:sz="4"/>
+              <w:right w:val="single" w:color="999999" w:sz="4"/>
+            </w:tcBorders>
+            <w:tcMar>
+              <w:top w:type="dxa" w:w="80"/>
+              <w:left w:type="dxa" w:w="120"/>
+              <w:bottom w:type="dxa" w:w="80"/>
+              <w:right w:type="dxa" w:w="120"/>
+            </w:tcMar>
+          </w:tcPr>
+          <w:p>
+            <w:r>
+              <w:rPr>
+                <w:b w:val="false"/>
+                <w:bCs w:val="false"/>
+              </w:rPr>
+              <w:t xml:space="preserve">開発チーム</w:t>
+            </w:r>
+          </w:p>
+        </w:tc>
+      </w:tr>
+      <w:tr>
+        <w:tc>
+          <w:tcPr>
+            <w:tcW w:type="dxa" w:w="1100"/>
+            <w:tcBorders>
+              <w:top w:val="single" w:color="999999" w:sz="4"/>
+              <w:left w:val="single" w:color="999999" w:sz="4"/>
+              <w:bottom w:val="single" w:color="999999" w:sz="4"/>
+              <w:right w:val="single" w:color="999999" w:sz="4"/>
+            </w:tcBorders>
+            <w:tcMar>
+              <w:top w:type="dxa" w:w="80"/>
+              <w:left w:type="dxa" w:w="120"/>
+              <w:bottom w:type="dxa" w:w="80"/>
+              <w:right w:type="dxa" w:w="120"/>
+            </w:tcMar>
+          </w:tcPr>
+          <w:p>
+            <w:r>
+              <w:rPr>
+                <w:b w:val="false"/>
+                <w:bCs w:val="false"/>
+              </w:rPr>
+              <w:t xml:space="preserve">1.1</w:t>
+            </w:r>
+          </w:p>
+        </w:tc>
+        <w:tc>
+          <w:tcPr>
+            <w:tcW w:type="dxa" w:w="1600"/>
+            <w:tcBorders>
+              <w:top w:val="single" w:color="999999" w:sz="4"/>
+              <w:left w:val="single" w:color="999999" w:sz="4"/>
+              <w:bottom w:val="single" w:color="999999" w:sz="4"/>
+              <w:right w:val="single" w:color="999999" w:sz="4"/>
+            </w:tcBorders>
+            <w:tcMar>
+              <w:top w:type="dxa" w:w="80"/>
+              <w:left w:type="dxa" w:w="120"/>
+              <w:bottom w:type="dxa" w:w="80"/>
+              <w:right w:type="dxa" w:w="120"/>
+            </w:tcMar>
+          </w:tcPr>
+          <w:p>
+            <w:r>
+              <w:rPr>
+                <w:b w:val="false"/>
+                <w:bCs w:val="false"/>
+              </w:rPr>
+              <w:t xml:space="preserve">2026-05-14</w:t>
+            </w:r>
+          </w:p>
+        </w:tc>
+        <w:tc>
+          <w:tcPr>
+            <w:tcW w:type="dxa" w:w="5638"/>
+            <w:tcBorders>
+              <w:top w:val="single" w:color="999999" w:sz="4"/>
+              <w:left w:val="single" w:color="999999" w:sz="4"/>
+              <w:bottom w:val="single" w:color="999999" w:sz="4"/>
+              <w:right w:val="single" w:color="999999" w:sz="4"/>
+            </w:tcBorders>
+            <w:tcMar>
+              <w:top w:type="dxa" w:w="80"/>
+              <w:left w:type="dxa" w:w="120"/>
+              <w:bottom w:type="dxa" w:w="80"/>
+              <w:right w:type="dxa" w:w="120"/>
+            </w:tcMar>
+          </w:tcPr>
+          <w:p>
+            <w:r>
+              <w:rPr>
+                <w:b w:val="false"/>
+                <w:bCs w:val="false"/>
+              </w:rPr>
+              <w:t xml:space="preserve">外部DDNSアクセス試験 / Swagger UI 試験 / 相対URL動作確認 を非機能テストに追加。アプリホストを192.168.40.99に統合。</w:t>
+            </w:r>
+          </w:p>
+        </w:tc>
+        <w:tc>
+          <w:tcPr>
+            <w:tcW w:type="dxa" w:w="1300"/>
             <w:tcBorders>
               <w:top w:val="single" w:color="999999" w:sz="4"/>
               <w:left w:val="single" w:color="999999" w:sz="4"/>
